--- a/Revised_KB_Documents/Employee Remote Application Access.docx
+++ b/Revised_KB_Documents/Employee Remote Application Access.docx
@@ -1122,28 +1122,10 @@
       <w:r>
         <w:rPr>
           <w:rFonts w:ascii="Calibri" w:hAnsi="Calibri"/>
-          <w:b w:val="0"/>
-          <w:i w:val="0"/>
           <w:sz w:val="22"/>
         </w:rPr>
         <w:t>When prompted, enter the following workspace URL:</w:t>
-      </w:r>
-      <w:r>
-        <w:rPr>
-          <w:rFonts w:ascii="Calibri" w:hAnsi="Calibri"/>
-          <w:b w:val="0"/>
-          <w:i w:val="0"/>
-          <w:sz w:val="22"/>
-        </w:rPr>
         <w:br/>
-      </w:r>
-      <w:r>
-        <w:rPr>
-          <w:rFonts w:ascii="Calibri" w:hAnsi="Calibri"/>
-          <w:b w:val="0"/>
-          <w:i w:val="0"/>
-          <w:sz w:val="22"/>
-        </w:rPr>
         <w:br/>
         <w:tab/>
       </w:r>
